--- a/materialien/Welt0_Antike/2_Akten/KR_W0_Akte1_Skytale_von_Sparta.docx
+++ b/materialien/Welt0_Antike/2_Akten/KR_W0_Akte1_Skytale_von_Sparta.docx
@@ -9086,7 +9086,7 @@
                 <w:spacing w:val="24"/>
                 <w:sz w:val="23"/>
               </w:rPr>
-              <w:t>SSFDP ASFED AATCI SNRHI</w:t>
+              <w:t>DINII HFIDE TECFS BRSEE</w:t>
             </w:r>
           </w:p>
         </w:tc>
